--- a/docs/SIGET_Guion_de_la_demostracion.docx
+++ b/docs/SIGET_Guion_de_la_demostracion.docx
@@ -74,7 +74,7 @@
           <w:sz w:val="22"/>
           <w:szCs w:val="22"/>
         </w:rPr>
-        <w:t xml:space="preserve">Lista de verificación, recorrido, preguntas probables y plan B</w:t>
+        <w:t xml:space="preserve">Qué mostrar al profesor y en qué orden</w:t>
       </w:r>
     </w:p>
     <w:p>
@@ -254,7 +254,7 @@
           <w:b/>
           <w:bCs/>
         </w:rPr>
-        <w:t xml:space="preserve">«55 de 55 comprobaciones correctas»</w:t>
+        <w:t xml:space="preserve">«59 de 59 comprobaciones correctas»</w:t>
       </w:r>
       <w:r>
         <w:t xml:space="preserve">. Revisa la hora de las VMs, el certificado, TLS 1.3, las 13 cuentas, el segundo factor, la auditoría, el simulador y el cierre de sesión. Si algo falla, ver «Si algo falla en vivo».</w:t>
@@ -1419,10 +1419,20 @@
           <w:b/>
           <w:bCs/>
         </w:rPr>
-        <w:t xml:space="preserve">Login y segundo factor.</w:t>
-      </w:r>
-      <w:r>
-        <w:t xml:space="preserve"> Entrar como ana.ciudadana con su contraseña y el código. Mostrar «Mi seguridad»: la credencial, la ventana del segundo factor y lo que </w:t>
+        <w:t xml:space="preserve">Login en dos pasos y segundo factor.</w:t>
+      </w:r>
+      <w:r>
+        <w:t xml:space="preserve"> Entrar como ana.ciudadana: primero solo usuario y contraseña; </w:t>
+      </w:r>
+      <w:r>
+        <w:rPr>
+          <w:b/>
+          <w:bCs/>
+        </w:rPr>
+        <w:t xml:space="preserve">el campo del código aparece después</w:t>
+      </w:r>
+      <w:r>
+        <w:t xml:space="preserve">, solo si la contraseña es correcta (así la pantalla no delata quién tiene segundo factor). Escribir el código y entrar. Mostrar «Mi seguridad»: la credencial, la ventana del segundo factor y lo que </w:t>
       </w:r>
       <w:r>
         <w:rPr>
@@ -1742,10 +1752,30 @@
           <w:i/>
           <w:iCs/>
         </w:rPr>
-        <w:t xml:space="preserve">Roles y módulos:</w:t>
-      </w:r>
-      <w:r>
-        <w:t xml:space="preserve"> los 10 roles, cuántas acciones puede cada uno y sus módulos; el aviso verde </w:t>
+        <w:t xml:space="preserve">Roles y módulos</w:t>
+      </w:r>
+      <w:r>
+        <w:t xml:space="preserve"> y </w:t>
+      </w:r>
+      <w:r>
+        <w:rPr>
+          <w:b/>
+          <w:bCs/>
+        </w:rPr>
+        <w:t xml:space="preserve">Módulos por rol:</w:t>
+      </w:r>
+      <w:r>
+        <w:t xml:space="preserve"> los 10 roles, cuántas acciones puede cada uno y sus módulos; la tabla </w:t>
+      </w:r>
+      <w:r>
+        <w:rPr>
+          <w:b/>
+          <w:bCs/>
+        </w:rPr>
+        <w:t xml:space="preserve">Módulos por rol</w:t>
+      </w:r>
+      <w:r>
+        <w:t xml:space="preserve"> cruza los 15 módulos con los 10 roles (un rol llega a varios módulos y un módulo lo comparten varios roles); el aviso verde </w:t>
       </w:r>
       <w:r>
         <w:rPr>
@@ -1930,7 +1960,7 @@
           <w:i/>
           <w:iCs/>
         </w:rPr>
-        <w:t xml:space="preserve">No introducir códigos incorrectos a propósito: tres bloquean la cuenta 5 minutos.</w:t>
+        <w:t xml:space="preserve">No introducir códigos incorrectos a propósito: tres bloquean la cuenta, y el bloqueo es progresivo (5 minutos, luego 15 y luego 60). Si se quiere mostrar, hacerlo con una cuenta que no se vaya a usar después.</w:t>
       </w:r>
     </w:p>
     <w:p>
@@ -1944,21 +1974,79 @@
         <w:jc w:val="both"/>
       </w:pPr>
       <w:r>
-        <w:rPr>
-          <w:b/>
-          <w:bCs/>
-        </w:rPr>
-        <w:t xml:space="preserve">Alta del segundo factor en vivo:</w:t>
-      </w:r>
-      <w:r>
-        <w:t xml:space="preserve"> «Crear cuenta» con un usuario nuevo → al entrar, código QR para escanear con el celular → confirmar con el código. </w:t>
+        <w:t xml:space="preserve">★ </w:t>
+      </w:r>
+      <w:r>
+        <w:rPr>
+          <w:b/>
+          <w:bCs/>
+        </w:rPr>
+        <w:t xml:space="preserve">Crear una cuenta y alta del segundo factor en vivo:</w:t>
+      </w:r>
+      <w:r>
+        <w:t xml:space="preserve"> «Crear una cuenta» pide nombre, apellidos, cédula (formato panameño, p. ej. 8-123-456), fecha de nacimiento (mayor de 18), provincia, ciudad y correo, más usuario y contraseña de 12 caracteres o más. Al enviar, entra directo al código QR para escanear con el celular → confirmar con el código. Remarcar: </w:t>
       </w:r>
       <w:r>
         <w:rPr>
           <w:i/>
           <w:iCs/>
         </w:rPr>
-        <w:t xml:space="preserve">Deja una cuenta nueva en la base: el registro es inalterable y la cuenta se puede suspender, no borrar.</w:t>
+        <w:t xml:space="preserve">la cédula se guarda cifrada y ni el auditor ni ningún otro rol puede leer los datos personales; el correo aún no se verifica (no hay servidor de correo). Deja una cuenta nueva en la base: el registro es inalterable y la cuenta se puede suspender, no borrar.</w:t>
+      </w:r>
+    </w:p>
+    <w:p>
+      <w:pPr>
+        <w:pStyle w:val="ListParagraph"/>
+        <w:numPr>
+          <w:ilvl w:val="0"/>
+          <w:numId w:val="9"/>
+        </w:numPr>
+        <w:spacing w:after="80" w:line="276"/>
+        <w:jc w:val="both"/>
+      </w:pPr>
+      <w:r>
+        <w:t xml:space="preserve">★ </w:t>
+      </w:r>
+      <w:r>
+        <w:rPr>
+          <w:b/>
+          <w:bCs/>
+        </w:rPr>
+        <w:t xml:space="preserve">Cierre por inactividad y recarga.</w:t>
+      </w:r>
+      <w:r>
+        <w:t xml:space="preserve"> Con una sesión abierta y un trámite a la vista: </w:t>
+      </w:r>
+      <w:r>
+        <w:rPr>
+          <w:b/>
+          <w:bCs/>
+        </w:rPr>
+        <w:t xml:space="preserve">recargar la página (F5)</w:t>
+      </w:r>
+      <w:r>
+        <w:t xml:space="preserve"> → vuelve al Inicio (la vista no se recuerda). Dejar la sesión sin tocar: a los 9 minutos sale el aviso «¿Sigues ahí?» con cuenta regresiva y a los 10 se cierra la sesión (se revoca en el servidor) y el acceso explica el motivo. Para no esperar 10 minutos, ver «Cómo mostrar el cierre por inactividad».</w:t>
+      </w:r>
+    </w:p>
+    <w:p>
+      <w:pPr>
+        <w:pStyle w:val="ListParagraph"/>
+        <w:numPr>
+          <w:ilvl w:val="0"/>
+          <w:numId w:val="9"/>
+        </w:numPr>
+        <w:spacing w:after="80" w:line="276"/>
+        <w:jc w:val="both"/>
+      </w:pPr>
+      <w:r>
+        <w:rPr>
+          <w:b/>
+          <w:bCs/>
+        </w:rPr>
+        <w:t xml:space="preserve">Bloqueo progresivo</w:t>
+      </w:r>
+      <w:r>
+        <w:t xml:space="preserve"> (opcional, con una cuenta de prueba): tres intentos fallidos bloquean 5 minutos; si se repite, 15; luego 60. Un inicio de sesión correcto reinicia la escalera. La respuesta es idéntica a una contraseña mala: no revela que la cuenta está bloqueada.</w:t>
       </w:r>
     </w:p>
     <w:p>
@@ -2094,6 +2182,44 @@
         <w:keepNext/>
       </w:pPr>
       <w:r>
+        <w:t xml:space="preserve">Cómo mostrar el cierre por inactividad</w:t>
+      </w:r>
+    </w:p>
+    <w:p>
+      <w:pPr>
+        <w:spacing w:after="140" w:line="288"/>
+        <w:jc w:val="both"/>
+      </w:pPr>
+      <w:r>
+        <w:t xml:space="preserve">La sesión se cierra a los </w:t>
+      </w:r>
+      <w:r>
+        <w:rPr>
+          <w:b/>
+          <w:bCs/>
+        </w:rPr>
+        <w:t xml:space="preserve">10 minutos</w:t>
+      </w:r>
+      <w:r>
+        <w:t xml:space="preserve"> sin actividad, con aviso un minuto antes; el servidor además rechaza renovar un acceso que nadie usó durante 15 minutos y ninguna sesión pasa de 8 horas. Para no esperar 10 minutos (decisión de Jeison): en VM1, agregar Environment=SIGET_INACTIVIDAD_MINUTOS=2 a /home/siget/.config/containers/systemd/siget-backend.container y reiniciar el pod con el mismo comando de la opción C de arriba. Con 2 minutos, el aviso sale al minuto y el cierre a los 2. Al terminar, quitar la línea y reiniciar. Es una ventana </w:t>
+      </w:r>
+      <w:r>
+        <w:rPr>
+          <w:b/>
+          <w:bCs/>
+        </w:rPr>
+        <w:t xml:space="preserve">más estricta</w:t>
+      </w:r>
+      <w:r>
+        <w:t xml:space="preserve">, no más débil.</w:t>
+      </w:r>
+    </w:p>
+    <w:p>
+      <w:pPr>
+        <w:pStyle w:val="Heading1"/>
+        <w:keepNext/>
+      </w:pPr>
+      <w:r>
         <w:t xml:space="preserve">Qué decir (hilo conductor: Zero Trust)</w:t>
       </w:r>
     </w:p>
@@ -2209,7 +2335,7 @@
         <w:t xml:space="preserve">Verificable:</w:t>
       </w:r>
       <w:r>
-        <w:t xml:space="preserve"> la matriz y el simulador salen del motor real; hay 354 pruebas del backend, 130 del frontend (con accesibilidad y seguridad del código) y pruebas contra la base real.</w:t>
+        <w:t xml:space="preserve"> la matriz y el simulador salen del motor real; hay 415 pruebas del backend, 141 del frontend (con accesibilidad y seguridad del código) y pruebas contra la base real.</w:t>
       </w:r>
     </w:p>
     <w:p>
@@ -3240,7 +3366,7 @@
                 <w:sz w:val="18"/>
                 <w:szCs w:val="18"/>
               </w:rPr>
-              <w:t xml:space="preserve">| |S|e| |d|e|s|b|l|o|q|u|e|a| |s|o|l|a| |a| |l|o|s| |5| |m|i|n|u|t|o|s|;| |u|s|a|r| |o|t|r|a| |c|u|e|n|t|a| |d|e|l| |m|i|s|m|o| |r|o|l| |m|i|e|n|t|r|a|s| |t|a|n|t|o| |</w:t>
+              <w:t xml:space="preserve">| |S|e| |d|e|s|b|l|o|q|u|e|a| |s|o|l|a| |(|5| |m|i|n|u|t|o|s|;| |1|5| |o| |6|0| |s|i| |s|e| |r|e|p|i|t|i|ó|)|;| |u|s|a|r| |o|t|r|a| |c|u|e|n|t|a| |d|e|l| |m|i|s|m|o| |r|o|l| |m|i|e|n|t|r|a|s| |t|a|n|t|o| |</w:t>
             </w:r>
           </w:p>
         </w:tc>
@@ -3846,7 +3972,7 @@
         <w:sz w:val="16"/>
         <w:szCs w:val="16"/>
       </w:rPr>
-      <w:t xml:space="preserve">SIGET — Guion de la demostración</w:t>
+      <w:t xml:space="preserve">SIGET · Guion de la demostración</w:t>
     </w:r>
   </w:p>
 </w:hdr>

--- a/docs/SIGET_Guion_de_la_demostracion.docx
+++ b/docs/SIGET_Guion_de_la_demostracion.docx
@@ -254,10 +254,10 @@
           <w:b/>
           <w:bCs/>
         </w:rPr>
-        <w:t xml:space="preserve">«59 de 59 comprobaciones correctas»</w:t>
-      </w:r>
-      <w:r>
-        <w:t xml:space="preserve">. Revisa la hora de las VMs, el certificado, TLS 1.3, las 13 cuentas, el segundo factor, la auditoría, el simulador y el cierre de sesión. Si algo falla, ver «Si algo falla en vivo».</w:t>
+        <w:t xml:space="preserve">«86 de 86 comprobaciones correctas»</w:t>
+      </w:r>
+      <w:r>
+        <w:t xml:space="preserve"> (tarda ~5 minutos: espera un minuto a propósito por el límite de inicios de sesión). Revisa la hora de las VMs, el certificado, TLS 1.3, las 13 cuentas, el segundo factor, la auditoría, el simulador y el cierre de sesión. Si algo falla, ver «Si algo falla en vivo».</w:t>
       </w:r>
     </w:p>
     <w:p>
@@ -1270,7 +1270,7 @@
                 <w:sz w:val="18"/>
                 <w:szCs w:val="18"/>
               </w:rPr>
-              <w:t xml:space="preserve">| |S|o|l|o| |s|u| |c|o|n|s|o|l|a| |(|«|p|r|ó|x|i|m|a|m|e|n|t|e|»|)| |y| |«|A|c|c|e|s|o| |a| |t|r|á|m|i|t|e|s|»| |</w:t>
+              <w:t xml:space="preserve">| |S|u| |c|o|n|s|o|l|a| |(|y|a| |c|o|n|s|t|r|u|i|d|a|s|)| |y| |«|A|c|c|e|s|o| |a| |t|r|á|m|i|t|e|s|»| |</w:t>
             </w:r>
           </w:p>
         </w:tc>
@@ -1311,6 +1311,161 @@
                 <w:sz w:val="18"/>
                 <w:szCs w:val="18"/>
               </w:rPr>
+              <w:t xml:space="preserve">| ||i|r|e|n|e|.|i|d|e|n|t|i|d|a|d|e|s||,| ||c|a|m|i|l|o|.|c|a|t|a|l|o|g|o|| |</w:t>
+            </w:r>
+          </w:p>
+        </w:tc>
+        <w:tc>
+          <w:tcPr>
+            <w:tcW w:type="dxa" w:w="3120"/>
+            <w:tcBorders>
+              <w:top w:val="single" w:color="BFBFBF" w:sz="4"/>
+              <w:left w:val="single" w:color="BFBFBF" w:sz="4"/>
+              <w:bottom w:val="single" w:color="BFBFBF" w:sz="4"/>
+              <w:right w:val="single" w:color="BFBFBF" w:sz="4"/>
+            </w:tcBorders>
+            <w:shd w:fill="FFFFFF" w:val="clear"/>
+            <w:tcMar>
+              <w:top w:type="dxa" w:w="60"/>
+              <w:left w:type="dxa" w:w="100"/>
+              <w:bottom w:type="dxa" w:w="60"/>
+              <w:right w:type="dxa" w:w="100"/>
+            </w:tcMar>
+            <w:vAlign w:val="top"/>
+          </w:tcPr>
+          <w:p>
+            <w:pPr>
+              <w:spacing w:after="40" w:line="252"/>
+              <w:jc w:val="left"/>
+            </w:pPr>
+            <w:r>
+              <w:rPr>
+                <w:b w:val="false"/>
+                <w:bCs w:val="false"/>
+                <w:color w:val="000000"/>
+                <w:sz w:val="18"/>
+                <w:szCs w:val="18"/>
+              </w:rPr>
+              <w:t xml:space="preserve">| |S|e|g|u|n|d|a|s| |p|e|r|s|o|n|a|s| |d|e| |i|d|e|n|t|i|d|a|d|e|s| |y| |d|e| |c|a|t|á|l|o|g|o| |</w:t>
+            </w:r>
+          </w:p>
+        </w:tc>
+        <w:tc>
+          <w:tcPr>
+            <w:tcW w:type="dxa" w:w="3120"/>
+            <w:tcBorders>
+              <w:top w:val="single" w:color="BFBFBF" w:sz="4"/>
+              <w:left w:val="single" w:color="BFBFBF" w:sz="4"/>
+              <w:bottom w:val="single" w:color="BFBFBF" w:sz="4"/>
+              <w:right w:val="single" w:color="BFBFBF" w:sz="4"/>
+            </w:tcBorders>
+            <w:shd w:fill="FFFFFF" w:val="clear"/>
+            <w:tcMar>
+              <w:top w:type="dxa" w:w="60"/>
+              <w:left w:type="dxa" w:w="100"/>
+              <w:bottom w:type="dxa" w:w="60"/>
+              <w:right w:type="dxa" w:w="100"/>
+            </w:tcMar>
+            <w:vAlign w:val="top"/>
+          </w:tcPr>
+          <w:p>
+            <w:pPr>
+              <w:spacing w:after="40" w:line="252"/>
+              <w:jc w:val="left"/>
+            </w:pPr>
+            <w:r>
+              <w:rPr>
+                <w:b w:val="false"/>
+                <w:bCs w:val="false"/>
+                <w:color w:val="000000"/>
+                <w:sz w:val="18"/>
+                <w:szCs w:val="18"/>
+              </w:rPr>
+              <w:t xml:space="preserve">| |L|o| |m|i|s|m|o| |q|u|e| |s|u| |r|o|l|:| |h|a|c|e|n| |f|a|l|t|a| |d|o|s| |p|a|r|a| |d|e|m|o|s|t|r|a|r| |e|l| |</w:t>
+            </w:r>
+            <w:r>
+              <w:rPr>
+                <w:b w:val="false"/>
+                <w:bCs w:val="false"/>
+                <w:i/>
+                <w:iCs/>
+                <w:color w:val="000000"/>
+                <w:sz w:val="18"/>
+                <w:szCs w:val="18"/>
+              </w:rPr>
+              <w:t xml:space="preserve">|</w:t>
+            </w:r>
+            <w:r>
+              <w:rPr>
+                <w:b w:val="false"/>
+                <w:bCs w:val="false"/>
+                <w:color w:val="000000"/>
+                <w:sz w:val="18"/>
+                <w:szCs w:val="18"/>
+              </w:rPr>
+              <w:t xml:space="preserve">|c|o|n|t|r|o|l| |d|u|a|l|</w:t>
+            </w:r>
+            <w:r>
+              <w:rPr>
+                <w:b w:val="false"/>
+                <w:bCs w:val="false"/>
+                <w:i/>
+                <w:iCs/>
+                <w:color w:val="000000"/>
+                <w:sz w:val="18"/>
+                <w:szCs w:val="18"/>
+              </w:rPr>
+              <w:t xml:space="preserve">|</w:t>
+            </w:r>
+            <w:r>
+              <w:rPr>
+                <w:b w:val="false"/>
+                <w:bCs w:val="false"/>
+                <w:color w:val="000000"/>
+                <w:sz w:val="18"/>
+                <w:szCs w:val="18"/>
+              </w:rPr>
+              <w:t xml:space="preserve">| |</w:t>
+            </w:r>
+          </w:p>
+        </w:tc>
+      </w:tr>
+      <w:tr>
+        <w:trPr>
+          <w:cantSplit/>
+          <w:tblHeader w:val="off"/>
+        </w:trPr>
+        <w:tc>
+          <w:tcPr>
+            <w:tcW w:type="dxa" w:w="3120"/>
+            <w:tcBorders>
+              <w:top w:val="single" w:color="BFBFBF" w:sz="4"/>
+              <w:left w:val="single" w:color="BFBFBF" w:sz="4"/>
+              <w:bottom w:val="single" w:color="BFBFBF" w:sz="4"/>
+              <w:right w:val="single" w:color="BFBFBF" w:sz="4"/>
+            </w:tcBorders>
+            <w:shd w:fill="F2F7FB" w:val="clear"/>
+            <w:tcMar>
+              <w:top w:type="dxa" w:w="60"/>
+              <w:left w:type="dxa" w:w="100"/>
+              <w:bottom w:type="dxa" w:w="60"/>
+              <w:right w:type="dxa" w:w="100"/>
+            </w:tcMar>
+            <w:vAlign w:val="top"/>
+          </w:tcPr>
+          <w:p>
+            <w:pPr>
+              <w:spacing w:after="40" w:line="252"/>
+              <w:jc w:val="left"/>
+            </w:pPr>
+            <w:r>
+              <w:rPr>
+                <w:b w:val="false"/>
+                <w:bCs w:val="false"/>
+                <w:color w:val="000000"/>
+                <w:sz w:val="18"/>
+                <w:szCs w:val="18"/>
+              </w:rPr>
               <w:t xml:space="preserve">| ||a|l|d|o|.|a|u|d|i|t|o|r|| |</w:t>
             </w:r>
           </w:p>
@@ -1324,7 +1479,7 @@
               <w:bottom w:val="single" w:color="BFBFBF" w:sz="4"/>
               <w:right w:val="single" w:color="BFBFBF" w:sz="4"/>
             </w:tcBorders>
-            <w:shd w:fill="FFFFFF" w:val="clear"/>
+            <w:shd w:fill="F2F7FB" w:val="clear"/>
             <w:tcMar>
               <w:top w:type="dxa" w:w="60"/>
               <w:left w:type="dxa" w:w="100"/>
@@ -1359,7 +1514,7 @@
               <w:bottom w:val="single" w:color="BFBFBF" w:sz="4"/>
               <w:right w:val="single" w:color="BFBFBF" w:sz="4"/>
             </w:tcBorders>
-            <w:shd w:fill="FFFFFF" w:val="clear"/>
+            <w:shd w:fill="F2F7FB" w:val="clear"/>
             <w:tcMar>
               <w:top w:type="dxa" w:w="60"/>
               <w:left w:type="dxa" w:w="100"/>
@@ -2039,6 +2194,108 @@
         <w:jc w:val="both"/>
       </w:pPr>
       <w:r>
+        <w:t xml:space="preserve">★ </w:t>
+      </w:r>
+      <w:r>
+        <w:rPr>
+          <w:b/>
+          <w:bCs/>
+        </w:rPr>
+        <w:t xml:space="preserve">Consolas de plataforma y control dual.</w:t>
+      </w:r>
+      <w:r>
+        <w:t xml:space="preserve"> Entrar como ivan.identidades: la consola lista a las personas </w:t>
+      </w:r>
+      <w:r>
+        <w:rPr>
+          <w:b/>
+          <w:bCs/>
+        </w:rPr>
+        <w:t xml:space="preserve">sin datos personales</w:t>
+      </w:r>
+      <w:r>
+        <w:t xml:space="preserve">; proponer el alta de una coordinadora y mostrar que </w:t>
+      </w:r>
+      <w:r>
+        <w:rPr>
+          <w:b/>
+          <w:bCs/>
+        </w:rPr>
+        <w:t xml:space="preserve">no puede aprobar su propia propuesta</w:t>
+      </w:r>
+      <w:r>
+        <w:t xml:space="preserve"> (el botón no existe y, aunque se forzara, el servidor responde 403 y la base también lo rechaza). Cerrar sesión, entrar como irene.identidades y aprobarla. Con cata.catalogo y camilo.catalogo es igual para las instituciones. Con sergio.seguridad: bloquear una cuenta (pide motivo) y cerrar sesiones. Con silvia.secretos: el estado de los 8 secretos y el registro de una rotación (nunca valores). Con ines.infra: la base responde, la conexión va cifrada con TLS 1.3 y el certificado vence en 2027. </w:t>
+      </w:r>
+      <w:r>
+        <w:rPr>
+          <w:i/>
+          <w:iCs/>
+        </w:rPr>
+        <w:t xml:space="preserve">Ninguna consola muestra trámites.</w:t>
+      </w:r>
+    </w:p>
+    <w:p>
+      <w:pPr>
+        <w:pStyle w:val="ListParagraph"/>
+        <w:numPr>
+          <w:ilvl w:val="0"/>
+          <w:numId w:val="9"/>
+        </w:numPr>
+        <w:spacing w:after="80" w:line="276"/>
+        <w:jc w:val="both"/>
+      </w:pPr>
+      <w:r>
+        <w:t xml:space="preserve">★ </w:t>
+      </w:r>
+      <w:r>
+        <w:rPr>
+          <w:b/>
+          <w:bCs/>
+        </w:rPr>
+        <w:t xml:space="preserve">Recuperar una contraseña.</w:t>
+      </w:r>
+      <w:r>
+        <w:t xml:space="preserve"> Con ivan.identidades: «Código de contraseña» sobre una cuenta de prueba → aparece un código XXXX-XXXX-XXXX </w:t>
+      </w:r>
+      <w:r>
+        <w:rPr>
+          <w:b/>
+          <w:bCs/>
+        </w:rPr>
+        <w:t xml:space="preserve">una sola vez</w:t>
+      </w:r>
+      <w:r>
+        <w:t xml:space="preserve">. En el acceso, «¿Olvidaste tu contraseña?», usuario + código + contraseña nueva. Remarcar: vale 15 minutos y una vez; en la base solo está su hash; un código incorrecto y un usuario inexistente responden igual; las sesiones se cierran y </w:t>
+      </w:r>
+      <w:r>
+        <w:rPr>
+          <w:b/>
+          <w:bCs/>
+        </w:rPr>
+        <w:t xml:space="preserve">el segundo factor sigue siendo obligatorio</w:t>
+      </w:r>
+      <w:r>
+        <w:t xml:space="preserve">; quien emite el código no puede además restablecer el segundo factor de esa cuenta. </w:t>
+      </w:r>
+      <w:r>
+        <w:rPr>
+          <w:i/>
+          <w:iCs/>
+        </w:rPr>
+        <w:t xml:space="preserve">No lo hagas con las cuentas de la demo: dejarías al equipo sin su contraseña.</w:t>
+      </w:r>
+    </w:p>
+    <w:p>
+      <w:pPr>
+        <w:pStyle w:val="ListParagraph"/>
+        <w:numPr>
+          <w:ilvl w:val="0"/>
+          <w:numId w:val="9"/>
+        </w:numPr>
+        <w:spacing w:after="80" w:line="276"/>
+        <w:jc w:val="both"/>
+      </w:pPr>
+      <w:r>
         <w:rPr>
           <w:b/>
           <w:bCs/>
@@ -2183,6 +2440,52 @@
       </w:pPr>
       <w:r>
         <w:t xml:space="preserve">Cómo mostrar el cierre por inactividad</w:t>
+      </w:r>
+    </w:p>
+    <w:p>
+      <w:pPr>
+        <w:pBdr>
+          <w:left w:val="single" w:color="2E75B6" w:sz="18" w:space="6"/>
+        </w:pBdr>
+        <w:shd w:fill="EEF4FA" w:val="clear"/>
+        <w:spacing w:after="160" w:before="80" w:line="270"/>
+        <w:ind w:left="160" w:right="80"/>
+      </w:pPr>
+      <w:r>
+        <w:rPr>
+          <w:b/>
+          <w:bCs/>
+          <w:color w:val="404040"/>
+          <w:sz w:val="20"/>
+          <w:szCs w:val="20"/>
+        </w:rPr>
+        <w:t xml:space="preserve">Estado actual en VM1 (22-oct, por decisión de Jeison): la inactividad está en 2 minutos</w:t>
+      </w:r>
+      <w:r>
+        <w:rPr>
+          <w:color w:val="404040"/>
+          <w:sz w:val="20"/>
+          <w:szCs w:val="20"/>
+        </w:rPr>
+        <w:t xml:space="preserve"> (aviso al minuto, cierre a los 2) para la demostración. </w:t>
+      </w:r>
+      <w:r>
+        <w:rPr>
+          <w:b/>
+          <w:bCs/>
+          <w:color w:val="404040"/>
+          <w:sz w:val="20"/>
+          <w:szCs w:val="20"/>
+        </w:rPr>
+        <w:t xml:space="preserve">Después hay que volver a 10:</w:t>
+      </w:r>
+      <w:r>
+        <w:rPr>
+          <w:color w:val="404040"/>
+          <w:sz w:val="20"/>
+          <w:szCs w:val="20"/>
+        </w:rPr>
+        <w:t xml:space="preserve"> quitar la línea Environment=SIGET_INACTIVIDAD_MINUTOS=2 de la unidad instalada y reiniciar el pod. Ojo: desplegar.sh copia la unidad del repositorio y también la devuelve a 10.</w:t>
       </w:r>
     </w:p>
     <w:p>

--- a/docs/SIGET_Guion_de_la_demostracion.docx
+++ b/docs/SIGET_Guion_de_la_demostracion.docx
@@ -254,7 +254,7 @@
           <w:b/>
           <w:bCs/>
         </w:rPr>
-        <w:t xml:space="preserve">«86 de 86 comprobaciones correctas»</w:t>
+        <w:t xml:space="preserve">«97 de 97 comprobaciones correctas»</w:t>
       </w:r>
       <w:r>
         <w:t xml:space="preserve"> (tarda ~5 minutos: espera un minuto a propósito por el límite de inicios de sesión). Revisa la hora de las VMs, el certificado, TLS 1.3, las 13 cuentas, el segundo factor, la auditoría, el simulador y el cierre de sesión. Si algo falla, ver «Si algo falla en vivo».</w:t>
@@ -1574,40 +1574,50 @@
           <w:b/>
           <w:bCs/>
         </w:rPr>
-        <w:t xml:space="preserve">Login en dos pasos y segundo factor.</w:t>
-      </w:r>
-      <w:r>
-        <w:t xml:space="preserve"> Entrar como ana.ciudadana: primero solo usuario y contraseña; </w:t>
-      </w:r>
-      <w:r>
-        <w:rPr>
-          <w:b/>
-          <w:bCs/>
-        </w:rPr>
-        <w:t xml:space="preserve">el campo del código aparece después</w:t>
-      </w:r>
-      <w:r>
-        <w:t xml:space="preserve">, solo si la contraseña es correcta (así la pantalla no delata quién tiene segundo factor). Escribir el código y entrar. Mostrar «Mi seguridad»: la credencial, la ventana del segundo factor y lo que </w:t>
-      </w:r>
-      <w:r>
-        <w:rPr>
-          <w:i/>
-          <w:iCs/>
-        </w:rPr>
-        <w:t xml:space="preserve">puede</w:t>
-      </w:r>
-      <w:r>
-        <w:t xml:space="preserve"> y </w:t>
-      </w:r>
-      <w:r>
-        <w:rPr>
-          <w:i/>
-          <w:iCs/>
-        </w:rPr>
-        <w:t xml:space="preserve">no puede</w:t>
-      </w:r>
-      <w:r>
-        <w:t xml:space="preserve"> hacer.</w:t>
+        <w:t xml:space="preserve">Las tres puertas.</w:t>
+      </w:r>
+      <w:r>
+        <w:t xml:space="preserve"> La pantalla de acceso pregunta «¿Cómo quieres ingresar?»: </w:t>
+      </w:r>
+      <w:r>
+        <w:rPr>
+          <w:b/>
+          <w:bCs/>
+        </w:rPr>
+        <w:t xml:space="preserve">ciudadanía</w:t>
+      </w:r>
+      <w:r>
+        <w:t xml:space="preserve"> (puerta pública, con «Crear una cuenta»), </w:t>
+      </w:r>
+      <w:r>
+        <w:rPr>
+          <w:b/>
+          <w:bCs/>
+        </w:rPr>
+        <w:t xml:space="preserve">personal de una institución</w:t>
+      </w:r>
+      <w:r>
+        <w:t xml:space="preserve"> (se elige la institución; no hay registro, el acceso lo da la coordinación) y </w:t>
+      </w:r>
+      <w:r>
+        <w:rPr>
+          <w:b/>
+          <w:bCs/>
+        </w:rPr>
+        <w:t xml:space="preserve">plataforma y auditoría</w:t>
+      </w:r>
+      <w:r>
+        <w:t xml:space="preserve">. Mostrar que fabio.mop por la puerta de ciudadanía o de otra institución recibe «tu cuenta no corresponde a este acceso» y no entra; solo entra por </w:t>
+      </w:r>
+      <w:r>
+        <w:rPr>
+          <w:b/>
+          <w:bCs/>
+        </w:rPr>
+        <w:t xml:space="preserve">MOP</w:t>
+      </w:r>
+      <w:r>
+        <w:t xml:space="preserve">. Cada institución tiene su enlace directo (…:8443/#/institucion/&lt;id&gt;).</w:t>
       </w:r>
     </w:p>
     <w:p>
@@ -1621,14 +1631,47 @@
         <w:jc w:val="both"/>
       </w:pPr>
       <w:r>
-        <w:rPr>
-          <w:b/>
-          <w:bCs/>
-        </w:rPr>
-        <w:t xml:space="preserve">La ciudadana inicia un trámite</w:t>
-      </w:r>
-      <w:r>
-        <w:t xml:space="preserve"> (Iniciar un trámite → MOP) y ve su estado e historial con las esclusas. No ve qué funcionario lo atiende.</w:t>
+        <w:t xml:space="preserve">★ </w:t>
+      </w:r>
+      <w:r>
+        <w:rPr>
+          <w:b/>
+          <w:bCs/>
+        </w:rPr>
+        <w:t xml:space="preserve">Login en dos pasos y segundo factor.</w:t>
+      </w:r>
+      <w:r>
+        <w:t xml:space="preserve"> Entrar como ana.ciudadana: primero solo usuario y contraseña; </w:t>
+      </w:r>
+      <w:r>
+        <w:rPr>
+          <w:b/>
+          <w:bCs/>
+        </w:rPr>
+        <w:t xml:space="preserve">el campo del código aparece después</w:t>
+      </w:r>
+      <w:r>
+        <w:t xml:space="preserve">, solo si la contraseña es correcta (así la pantalla no delata quién tiene segundo factor). Escribir el código y entrar. Mostrar «Mi seguridad»: la credencial, la ventana del segundo factor y lo que </w:t>
+      </w:r>
+      <w:r>
+        <w:rPr>
+          <w:i/>
+          <w:iCs/>
+        </w:rPr>
+        <w:t xml:space="preserve">puede</w:t>
+      </w:r>
+      <w:r>
+        <w:t xml:space="preserve"> y </w:t>
+      </w:r>
+      <w:r>
+        <w:rPr>
+          <w:i/>
+          <w:iCs/>
+        </w:rPr>
+        <w:t xml:space="preserve">no puede</w:t>
+      </w:r>
+      <w:r>
+        <w:t xml:space="preserve"> hacer.</w:t>
       </w:r>
     </w:p>
     <w:p>
@@ -1642,6 +1685,27 @@
         <w:jc w:val="both"/>
       </w:pPr>
       <w:r>
+        <w:rPr>
+          <w:b/>
+          <w:bCs/>
+        </w:rPr>
+        <w:t xml:space="preserve">La ciudadana inicia un trámite</w:t>
+      </w:r>
+      <w:r>
+        <w:t xml:space="preserve"> (Iniciar un trámite → MOP) y ve su estado e historial con las esclusas. No ve qué funcionario lo atiende.</w:t>
+      </w:r>
+    </w:p>
+    <w:p>
+      <w:pPr>
+        <w:pStyle w:val="ListParagraph"/>
+        <w:numPr>
+          <w:ilvl w:val="0"/>
+          <w:numId w:val="6"/>
+        </w:numPr>
+        <w:spacing w:after="80" w:line="276"/>
+        <w:jc w:val="both"/>
+      </w:pPr>
+      <w:r>
         <w:t xml:space="preserve">★ </w:t>
       </w:r>
       <w:r>
@@ -2181,6 +2245,50 @@
       </w:r>
       <w:r>
         <w:t xml:space="preserve"> → vuelve al Inicio (la vista no se recuerda). Dejar la sesión sin tocar: a los 9 minutos sale el aviso «¿Sigues ahí?» con cuenta regresiva y a los 10 se cierra la sesión (se revoca en el servidor) y el acceso explica el motivo. Para no esperar 10 minutos, ver «Cómo mostrar el cierre por inactividad».</w:t>
+      </w:r>
+    </w:p>
+    <w:p>
+      <w:pPr>
+        <w:pStyle w:val="ListParagraph"/>
+        <w:numPr>
+          <w:ilvl w:val="0"/>
+          <w:numId w:val="9"/>
+        </w:numPr>
+        <w:spacing w:after="80" w:line="276"/>
+        <w:jc w:val="both"/>
+      </w:pPr>
+      <w:r>
+        <w:t xml:space="preserve">★ </w:t>
+      </w:r>
+      <w:r>
+        <w:rPr>
+          <w:b/>
+          <w:bCs/>
+        </w:rPr>
+        <w:t xml:space="preserve">Gestión del equipo.</w:t>
+      </w:r>
+      <w:r>
+        <w:t xml:space="preserve"> Con carla.mop (coordinadora del MOP): «Equipo de la institución» → agregar a una persona como funcionario (por ejemplo una cuenta de ciudadanía creada para la demo), cambiarla a supervisor y quitarla. Mostrar que </w:t>
+      </w:r>
+      <w:r>
+        <w:rPr>
+          <w:b/>
+          <w:bCs/>
+        </w:rPr>
+        <w:t xml:space="preserve">no deja quitar a quien tiene trámites abiertos asignados</w:t>
+      </w:r>
+      <w:r>
+        <w:t xml:space="preserve"> (la coordinación no ve trámites: solo recibe cuántos), y que saul.mop (supervisor) ve el equipo pero no tiene botones. Quitar </w:t>
+      </w:r>
+      <w:r>
+        <w:rPr>
+          <w:b/>
+          <w:bCs/>
+        </w:rPr>
+        <w:t xml:space="preserve">revoca</w:t>
+      </w:r>
+      <w:r>
+        <w:t xml:space="preserve">, no borra: queda quién dio el acceso y quién lo quitó.</w:t>
       </w:r>
     </w:p>
     <w:p>
